--- a/mysql/PHP MySQL LEFT JOIN.docx
+++ b/mysql/PHP MySQL LEFT JOIN.docx
@@ -197,7 +197,7 @@
           <w:lang w:eastAsia="en-IN"/>
         </w:rPr>
         <w:pict>
-          <v:rect id="_x0000_i1057" style="width:0;height:1.5pt" o:hralign="center" o:hrstd="t" o:hr="t" fillcolor="#a0a0a0" stroked="f"/>
+          <v:rect id="_x0000_i1025" style="width:0;height:1.5pt" o:hralign="center" o:hrstd="t" o:hr="t" fillcolor="#a0a0a0" stroked="f"/>
         </w:pict>
       </w:r>
     </w:p>
@@ -424,7 +424,7 @@
           <w:lang w:eastAsia="en-IN"/>
         </w:rPr>
         <w:pict>
-          <v:rect id="_x0000_i1058" style="width:0;height:1.5pt" o:hralign="center" o:hrstd="t" o:hr="t" fillcolor="#a0a0a0" stroked="f"/>
+          <v:rect id="_x0000_i1026" style="width:0;height:1.5pt" o:hralign="center" o:hrstd="t" o:hr="t" fillcolor="#a0a0a0" stroked="f"/>
         </w:pict>
       </w:r>
     </w:p>
@@ -889,7 +889,7 @@
           <w:lang w:eastAsia="en-IN"/>
         </w:rPr>
         <w:pict>
-          <v:rect id="_x0000_i1059" style="width:0;height:1.5pt" o:hralign="center" o:hrstd="t" o:hr="t" fillcolor="#a0a0a0" stroked="f"/>
+          <v:rect id="_x0000_i1027" style="width:0;height:1.5pt" o:hralign="center" o:hrstd="t" o:hr="t" fillcolor="#a0a0a0" stroked="f"/>
         </w:pict>
       </w:r>
     </w:p>
@@ -1341,7 +1341,7 @@
           <w:lang w:eastAsia="en-IN"/>
         </w:rPr>
         <w:pict>
-          <v:rect id="_x0000_i1060" style="width:0;height:1.5pt" o:hralign="center" o:hrstd="t" o:hr="t" fillcolor="#a0a0a0" stroked="f"/>
+          <v:rect id="_x0000_i1028" style="width:0;height:1.5pt" o:hralign="center" o:hrstd="t" o:hr="t" fillcolor="#a0a0a0" stroked="f"/>
         </w:pict>
       </w:r>
     </w:p>
@@ -1549,7 +1549,7 @@
           <w:lang w:eastAsia="en-IN"/>
         </w:rPr>
         <w:pict>
-          <v:rect id="_x0000_i1061" style="width:0;height:1.5pt" o:hralign="center" o:hrstd="t" o:hr="t" fillcolor="#a0a0a0" stroked="f"/>
+          <v:rect id="_x0000_i1029" style="width:0;height:1.5pt" o:hralign="center" o:hrstd="t" o:hr="t" fillcolor="#a0a0a0" stroked="f"/>
         </w:pict>
       </w:r>
     </w:p>
@@ -2261,7 +2261,7 @@
           <w:lang w:eastAsia="en-IN"/>
         </w:rPr>
         <w:pict>
-          <v:rect id="_x0000_i1062" style="width:0;height:1.5pt" o:hralign="center" o:hrstd="t" o:hr="t" fillcolor="#a0a0a0" stroked="f"/>
+          <v:rect id="_x0000_i1030" style="width:0;height:1.5pt" o:hralign="center" o:hrstd="t" o:hr="t" fillcolor="#a0a0a0" stroked="f"/>
         </w:pict>
       </w:r>
     </w:p>
@@ -2512,7 +2512,7 @@
           <w:lang w:eastAsia="en-IN"/>
         </w:rPr>
         <w:pict>
-          <v:rect id="_x0000_i1063" style="width:0;height:1.5pt" o:hralign="center" o:hrstd="t" o:hr="t" fillcolor="#a0a0a0" stroked="f"/>
+          <v:rect id="_x0000_i1031" style="width:0;height:1.5pt" o:hralign="center" o:hrstd="t" o:hr="t" fillcolor="#a0a0a0" stroked="f"/>
         </w:pict>
       </w:r>
     </w:p>
@@ -3043,7 +3043,7 @@
           <w:lang w:eastAsia="en-IN"/>
         </w:rPr>
         <w:pict>
-          <v:rect id="_x0000_i1064" style="width:0;height:1.5pt" o:hralign="center" o:hrstd="t" o:hr="t" fillcolor="#a0a0a0" stroked="f"/>
+          <v:rect id="_x0000_i1032" style="width:0;height:1.5pt" o:hralign="center" o:hrstd="t" o:hr="t" fillcolor="#a0a0a0" stroked="f"/>
         </w:pict>
       </w:r>
     </w:p>
@@ -5025,7 +5025,7 @@
           <w:lang w:eastAsia="en-IN"/>
         </w:rPr>
         <w:pict>
-          <v:rect id="_x0000_i1025" style="width:0;height:1.5pt" o:hralign="center" o:hrstd="t" o:hr="t" fillcolor="#a0a0a0" stroked="f"/>
+          <v:rect id="_x0000_i1033" style="width:0;height:1.5pt" o:hralign="center" o:hrstd="t" o:hr="t" fillcolor="#a0a0a0" stroked="f"/>
         </w:pict>
       </w:r>
     </w:p>
@@ -5144,7 +5144,7 @@
           <w:lang w:eastAsia="en-IN"/>
         </w:rPr>
         <w:pict>
-          <v:rect id="_x0000_i1026" style="width:0;height:1.5pt" o:hralign="center" o:hrstd="t" o:hr="t" fillcolor="#a0a0a0" stroked="f"/>
+          <v:rect id="_x0000_i1034" style="width:0;height:1.5pt" o:hralign="center" o:hrstd="t" o:hr="t" fillcolor="#a0a0a0" stroked="f"/>
         </w:pict>
       </w:r>
     </w:p>
@@ -5251,7 +5251,7 @@
           <w:lang w:eastAsia="en-IN"/>
         </w:rPr>
         <w:pict>
-          <v:rect id="_x0000_i1027" style="width:0;height:1.5pt" o:hralign="center" o:hrstd="t" o:hr="t" fillcolor="#a0a0a0" stroked="f"/>
+          <v:rect id="_x0000_i1035" style="width:0;height:1.5pt" o:hralign="center" o:hrstd="t" o:hr="t" fillcolor="#a0a0a0" stroked="f"/>
         </w:pict>
       </w:r>
     </w:p>
@@ -5358,7 +5358,7 @@
           <w:lang w:eastAsia="en-IN"/>
         </w:rPr>
         <w:pict>
-          <v:rect id="_x0000_i1028" style="width:0;height:1.5pt" o:hralign="center" o:hrstd="t" o:hr="t" fillcolor="#a0a0a0" stroked="f"/>
+          <v:rect id="_x0000_i1036" style="width:0;height:1.5pt" o:hralign="center" o:hrstd="t" o:hr="t" fillcolor="#a0a0a0" stroked="f"/>
         </w:pict>
       </w:r>
     </w:p>
@@ -5589,7 +5589,7 @@
           <w:lang w:eastAsia="en-IN"/>
         </w:rPr>
         <w:pict>
-          <v:rect id="_x0000_i1029" style="width:0;height:1.5pt" o:hralign="center" o:hrstd="t" o:hr="t" fillcolor="#a0a0a0" stroked="f"/>
+          <v:rect id="_x0000_i1037" style="width:0;height:1.5pt" o:hralign="center" o:hrstd="t" o:hr="t" fillcolor="#a0a0a0" stroked="f"/>
         </w:pict>
       </w:r>
     </w:p>
@@ -5851,7 +5851,7 @@
           <w:lang w:eastAsia="en-IN"/>
         </w:rPr>
         <w:pict>
-          <v:rect id="_x0000_i1030" style="width:0;height:1.5pt" o:hralign="center" o:hrstd="t" o:hr="t" fillcolor="#a0a0a0" stroked="f"/>
+          <v:rect id="_x0000_i1038" style="width:0;height:1.5pt" o:hralign="center" o:hrstd="t" o:hr="t" fillcolor="#a0a0a0" stroked="f"/>
         </w:pict>
       </w:r>
     </w:p>
@@ -6231,7 +6231,7 @@
           <w:lang w:eastAsia="en-IN"/>
         </w:rPr>
         <w:pict>
-          <v:rect id="_x0000_i1031" style="width:0;height:1.5pt" o:hralign="center" o:hrstd="t" o:hr="t" fillcolor="#a0a0a0" stroked="f"/>
+          <v:rect id="_x0000_i1039" style="width:0;height:1.5pt" o:hralign="center" o:hrstd="t" o:hr="t" fillcolor="#a0a0a0" stroked="f"/>
         </w:pict>
       </w:r>
     </w:p>
@@ -6388,7 +6388,7 @@
           <w:lang w:eastAsia="en-IN"/>
         </w:rPr>
         <w:pict>
-          <v:rect id="_x0000_i1032" style="width:0;height:1.5pt" o:hralign="center" o:hrstd="t" o:hr="t" fillcolor="#a0a0a0" stroked="f"/>
+          <v:rect id="_x0000_i1040" style="width:0;height:1.5pt" o:hralign="center" o:hrstd="t" o:hr="t" fillcolor="#a0a0a0" stroked="f"/>
         </w:pict>
       </w:r>
     </w:p>
@@ -6577,7 +6577,7 @@
           <w:lang w:eastAsia="en-IN"/>
         </w:rPr>
         <w:pict>
-          <v:rect id="_x0000_i1033" style="width:0;height:1.5pt" o:hralign="center" o:hrstd="t" o:hr="t" fillcolor="#a0a0a0" stroked="f"/>
+          <v:rect id="_x0000_i1041" style="width:0;height:1.5pt" o:hralign="center" o:hrstd="t" o:hr="t" fillcolor="#a0a0a0" stroked="f"/>
         </w:pict>
       </w:r>
     </w:p>
@@ -6796,7 +6796,7 @@
           <w:lang w:eastAsia="en-IN"/>
         </w:rPr>
         <w:pict>
-          <v:rect id="_x0000_i1034" style="width:0;height:1.5pt" o:hralign="center" o:hrstd="t" o:hr="t" fillcolor="#a0a0a0" stroked="f"/>
+          <v:rect id="_x0000_i1042" style="width:0;height:1.5pt" o:hralign="center" o:hrstd="t" o:hr="t" fillcolor="#a0a0a0" stroked="f"/>
         </w:pict>
       </w:r>
     </w:p>
@@ -7252,7 +7252,7 @@
           <w:lang w:eastAsia="en-IN"/>
         </w:rPr>
         <w:pict>
-          <v:rect id="_x0000_i1035" style="width:0;height:1.5pt" o:hralign="center" o:hrstd="t" o:hr="t" fillcolor="#a0a0a0" stroked="f"/>
+          <v:rect id="_x0000_i1043" style="width:0;height:1.5pt" o:hralign="center" o:hrstd="t" o:hr="t" fillcolor="#a0a0a0" stroked="f"/>
         </w:pict>
       </w:r>
     </w:p>
@@ -7297,12 +7297,12 @@
         <w:tblLook w:val="04A0" w:firstRow="1" w:lastRow="0" w:firstColumn="1" w:lastColumn="0" w:noHBand="0" w:noVBand="1"/>
       </w:tblPr>
       <w:tblGrid>
-        <w:gridCol w:w="331"/>
-        <w:gridCol w:w="875"/>
-        <w:gridCol w:w="2326"/>
-        <w:gridCol w:w="1732"/>
-        <w:gridCol w:w="1402"/>
-        <w:gridCol w:w="2158"/>
+        <w:gridCol w:w="522"/>
+        <w:gridCol w:w="1038"/>
+        <w:gridCol w:w="2551"/>
+        <w:gridCol w:w="1407"/>
+        <w:gridCol w:w="1302"/>
+        <w:gridCol w:w="2004"/>
       </w:tblGrid>
       <w:tr>
         <w:trPr>
@@ -7312,7 +7312,7 @@
         </w:trPr>
         <w:tc>
           <w:tcPr>
-            <w:tcW w:w="0" w:type="auto"/>
+            <w:tcW w:w="477" w:type="dxa"/>
             <w:vAlign w:val="center"/>
             <w:hideMark/>
           </w:tcPr>
@@ -7344,7 +7344,7 @@
         </w:tc>
         <w:tc>
           <w:tcPr>
-            <w:tcW w:w="0" w:type="auto"/>
+            <w:tcW w:w="1008" w:type="dxa"/>
             <w:vAlign w:val="center"/>
             <w:hideMark/>
           </w:tcPr>
@@ -7376,7 +7376,7 @@
         </w:tc>
         <w:tc>
           <w:tcPr>
-            <w:tcW w:w="0" w:type="auto"/>
+            <w:tcW w:w="2521" w:type="dxa"/>
             <w:vAlign w:val="center"/>
             <w:hideMark/>
           </w:tcPr>
@@ -7408,7 +7408,7 @@
         </w:tc>
         <w:tc>
           <w:tcPr>
-            <w:tcW w:w="0" w:type="auto"/>
+            <w:tcW w:w="1137" w:type="dxa"/>
             <w:vAlign w:val="center"/>
             <w:hideMark/>
           </w:tcPr>
@@ -7516,7 +7516,7 @@
         </w:trPr>
         <w:tc>
           <w:tcPr>
-            <w:tcW w:w="0" w:type="auto"/>
+            <w:tcW w:w="477" w:type="dxa"/>
             <w:vAlign w:val="center"/>
             <w:hideMark/>
           </w:tcPr>
@@ -7543,7 +7543,7 @@
         </w:tc>
         <w:tc>
           <w:tcPr>
-            <w:tcW w:w="0" w:type="auto"/>
+            <w:tcW w:w="1008" w:type="dxa"/>
             <w:vAlign w:val="center"/>
             <w:hideMark/>
           </w:tcPr>
@@ -7570,7 +7570,7 @@
         </w:tc>
         <w:tc>
           <w:tcPr>
-            <w:tcW w:w="0" w:type="auto"/>
+            <w:tcW w:w="2521" w:type="dxa"/>
             <w:vAlign w:val="center"/>
             <w:hideMark/>
           </w:tcPr>
@@ -7597,7 +7597,7 @@
         </w:tc>
         <w:tc>
           <w:tcPr>
-            <w:tcW w:w="0" w:type="auto"/>
+            <w:tcW w:w="1137" w:type="dxa"/>
             <w:vAlign w:val="center"/>
             <w:hideMark/>
           </w:tcPr>
@@ -7695,7 +7695,7 @@
         </w:trPr>
         <w:tc>
           <w:tcPr>
-            <w:tcW w:w="0" w:type="auto"/>
+            <w:tcW w:w="477" w:type="dxa"/>
             <w:vAlign w:val="center"/>
             <w:hideMark/>
           </w:tcPr>
@@ -7722,7 +7722,7 @@
         </w:tc>
         <w:tc>
           <w:tcPr>
-            <w:tcW w:w="0" w:type="auto"/>
+            <w:tcW w:w="1008" w:type="dxa"/>
             <w:vAlign w:val="center"/>
             <w:hideMark/>
           </w:tcPr>
@@ -7749,7 +7749,7 @@
         </w:tc>
         <w:tc>
           <w:tcPr>
-            <w:tcW w:w="0" w:type="auto"/>
+            <w:tcW w:w="2521" w:type="dxa"/>
             <w:vAlign w:val="center"/>
             <w:hideMark/>
           </w:tcPr>
@@ -7776,7 +7776,7 @@
         </w:tc>
         <w:tc>
           <w:tcPr>
-            <w:tcW w:w="0" w:type="auto"/>
+            <w:tcW w:w="1137" w:type="dxa"/>
             <w:vAlign w:val="center"/>
             <w:hideMark/>
           </w:tcPr>
@@ -7863,7 +7863,7 @@
         </w:trPr>
         <w:tc>
           <w:tcPr>
-            <w:tcW w:w="0" w:type="auto"/>
+            <w:tcW w:w="477" w:type="dxa"/>
             <w:vAlign w:val="center"/>
             <w:hideMark/>
           </w:tcPr>
@@ -7890,7 +7890,7 @@
         </w:tc>
         <w:tc>
           <w:tcPr>
-            <w:tcW w:w="0" w:type="auto"/>
+            <w:tcW w:w="1008" w:type="dxa"/>
             <w:vAlign w:val="center"/>
             <w:hideMark/>
           </w:tcPr>
@@ -7917,7 +7917,7 @@
         </w:tc>
         <w:tc>
           <w:tcPr>
-            <w:tcW w:w="0" w:type="auto"/>
+            <w:tcW w:w="2521" w:type="dxa"/>
             <w:vAlign w:val="center"/>
             <w:hideMark/>
           </w:tcPr>
@@ -7944,7 +7944,7 @@
         </w:tc>
         <w:tc>
           <w:tcPr>
-            <w:tcW w:w="0" w:type="auto"/>
+            <w:tcW w:w="1137" w:type="dxa"/>
             <w:vAlign w:val="center"/>
             <w:hideMark/>
           </w:tcPr>
@@ -8042,7 +8042,7 @@
         </w:trPr>
         <w:tc>
           <w:tcPr>
-            <w:tcW w:w="0" w:type="auto"/>
+            <w:tcW w:w="477" w:type="dxa"/>
             <w:vAlign w:val="center"/>
             <w:hideMark/>
           </w:tcPr>
@@ -8069,7 +8069,7 @@
         </w:tc>
         <w:tc>
           <w:tcPr>
-            <w:tcW w:w="0" w:type="auto"/>
+            <w:tcW w:w="1008" w:type="dxa"/>
             <w:vAlign w:val="center"/>
             <w:hideMark/>
           </w:tcPr>
@@ -8096,7 +8096,7 @@
         </w:tc>
         <w:tc>
           <w:tcPr>
-            <w:tcW w:w="0" w:type="auto"/>
+            <w:tcW w:w="2521" w:type="dxa"/>
             <w:vAlign w:val="center"/>
             <w:hideMark/>
           </w:tcPr>
@@ -8123,7 +8123,7 @@
         </w:tc>
         <w:tc>
           <w:tcPr>
-            <w:tcW w:w="0" w:type="auto"/>
+            <w:tcW w:w="1137" w:type="dxa"/>
             <w:vAlign w:val="center"/>
             <w:hideMark/>
           </w:tcPr>
@@ -8210,7 +8210,7 @@
         </w:trPr>
         <w:tc>
           <w:tcPr>
-            <w:tcW w:w="0" w:type="auto"/>
+            <w:tcW w:w="477" w:type="dxa"/>
             <w:vAlign w:val="center"/>
             <w:hideMark/>
           </w:tcPr>
@@ -8237,7 +8237,7 @@
         </w:tc>
         <w:tc>
           <w:tcPr>
-            <w:tcW w:w="0" w:type="auto"/>
+            <w:tcW w:w="1008" w:type="dxa"/>
             <w:vAlign w:val="center"/>
             <w:hideMark/>
           </w:tcPr>
@@ -8264,7 +8264,7 @@
         </w:tc>
         <w:tc>
           <w:tcPr>
-            <w:tcW w:w="0" w:type="auto"/>
+            <w:tcW w:w="2521" w:type="dxa"/>
             <w:vAlign w:val="center"/>
             <w:hideMark/>
           </w:tcPr>
@@ -8291,7 +8291,7 @@
         </w:tc>
         <w:tc>
           <w:tcPr>
-            <w:tcW w:w="0" w:type="auto"/>
+            <w:tcW w:w="1137" w:type="dxa"/>
             <w:vAlign w:val="center"/>
             <w:hideMark/>
           </w:tcPr>
@@ -8437,7 +8437,7 @@
           <w:lang w:eastAsia="en-IN"/>
         </w:rPr>
         <w:pict>
-          <v:rect id="_x0000_i1036" style="width:0;height:1.5pt" o:hralign="center" o:hrstd="t" o:hr="t" fillcolor="#a0a0a0" stroked="f"/>
+          <v:rect id="_x0000_i1044" style="width:0;height:1.5pt" o:hralign="center" o:hrstd="t" o:hr="t" fillcolor="#a0a0a0" stroked="f"/>
         </w:pict>
       </w:r>
     </w:p>
@@ -8658,7 +8658,7 @@
           <w:lang w:eastAsia="en-IN"/>
         </w:rPr>
         <w:pict>
-          <v:rect id="_x0000_i1037" style="width:0;height:1.5pt" o:hralign="center" o:hrstd="t" o:hr="t" fillcolor="#a0a0a0" stroked="f"/>
+          <v:rect id="_x0000_i1045" style="width:0;height:1.5pt" o:hralign="center" o:hrstd="t" o:hr="t" fillcolor="#a0a0a0" stroked="f"/>
         </w:pict>
       </w:r>
     </w:p>
@@ -8793,7 +8793,7 @@
           <w:lang w:eastAsia="en-IN"/>
         </w:rPr>
         <w:pict>
-          <v:rect id="_x0000_i1038" style="width:0;height:1.5pt" o:hralign="center" o:hrstd="t" o:hr="t" fillcolor="#a0a0a0" stroked="f"/>
+          <v:rect id="_x0000_i1046" style="width:0;height:1.5pt" o:hralign="center" o:hrstd="t" o:hr="t" fillcolor="#a0a0a0" stroked="f"/>
         </w:pict>
       </w:r>
     </w:p>
@@ -9014,7 +9014,7 @@
           <w:lang w:eastAsia="en-IN"/>
         </w:rPr>
         <w:pict>
-          <v:rect id="_x0000_i1039" style="width:0;height:1.5pt" o:hralign="center" o:hrstd="t" o:hr="t" fillcolor="#a0a0a0" stroked="f"/>
+          <v:rect id="_x0000_i1047" style="width:0;height:1.5pt" o:hralign="center" o:hrstd="t" o:hr="t" fillcolor="#a0a0a0" stroked="f"/>
         </w:pict>
       </w:r>
     </w:p>
@@ -9154,6 +9154,8 @@
         <w:br/>
         <w:t xml:space="preserve">    | many</w:t>
       </w:r>
+      <w:bookmarkStart w:id="0" w:name="_GoBack"/>
+      <w:bookmarkEnd w:id="0"/>
       <w:r>
         <w:rPr>
           <w:rFonts w:ascii="Courier New" w:eastAsia="Times New Roman" w:hAnsi="Courier New" w:cs="Courier New"/>
@@ -9193,7 +9195,7 @@
           <w:lang w:eastAsia="en-IN"/>
         </w:rPr>
         <w:pict>
-          <v:rect id="_x0000_i1040" style="width:0;height:1.5pt" o:hralign="center" o:hrstd="t" o:hr="t" fillcolor="#a0a0a0" stroked="f"/>
+          <v:rect id="_x0000_i1048" style="width:0;height:1.5pt" o:hralign="center" o:hrstd="t" o:hr="t" fillcolor="#a0a0a0" stroked="f"/>
         </w:pict>
       </w:r>
     </w:p>
@@ -9504,8 +9506,6 @@
       <w:pPr>
         <w:pStyle w:val="NormalWeb"/>
       </w:pPr>
-      <w:bookmarkStart w:id="0" w:name="_GoBack"/>
-      <w:bookmarkEnd w:id="0"/>
       <w:r>
         <w:lastRenderedPageBreak/>
         <w:t>Example:</w:t>
@@ -9686,7 +9686,7 @@
     <w:p>
       <w:r>
         <w:pict>
-          <v:rect id="_x0000_i1093" style="width:0;height:1.5pt" o:hralign="center" o:hrstd="t" o:hr="t" fillcolor="#a0a0a0" stroked="f"/>
+          <v:rect id="_x0000_i1049" style="width:0;height:1.5pt" o:hralign="center" o:hrstd="t" o:hr="t" fillcolor="#a0a0a0" stroked="f"/>
         </w:pict>
       </w:r>
     </w:p>
@@ -9785,7 +9785,7 @@
       </w:pPr>
       <w:r>
         <w:pict>
-          <v:rect id="_x0000_i1094" style="width:0;height:1.5pt" o:hralign="center" o:hrstd="t" o:hr="t" fillcolor="#a0a0a0" stroked="f"/>
+          <v:rect id="_x0000_i1050" style="width:0;height:1.5pt" o:hralign="center" o:hrstd="t" o:hr="t" fillcolor="#a0a0a0" stroked="f"/>
         </w:pict>
       </w:r>
     </w:p>
@@ -9986,7 +9986,7 @@
     <w:p>
       <w:r>
         <w:pict>
-          <v:rect id="_x0000_i1095" style="width:0;height:1.5pt" o:hralign="center" o:hrstd="t" o:hr="t" fillcolor="#a0a0a0" stroked="f"/>
+          <v:rect id="_x0000_i1051" style="width:0;height:1.5pt" o:hralign="center" o:hrstd="t" o:hr="t" fillcolor="#a0a0a0" stroked="f"/>
         </w:pict>
       </w:r>
     </w:p>
@@ -10272,7 +10272,7 @@
       </w:pPr>
       <w:r>
         <w:pict>
-          <v:rect id="_x0000_i1096" style="width:0;height:1.5pt" o:hralign="center" o:hrstd="t" o:hr="t" fillcolor="#a0a0a0" stroked="f"/>
+          <v:rect id="_x0000_i1052" style="width:0;height:1.5pt" o:hralign="center" o:hrstd="t" o:hr="t" fillcolor="#a0a0a0" stroked="f"/>
         </w:pict>
       </w:r>
     </w:p>
@@ -10474,7 +10474,7 @@
     <w:p>
       <w:r>
         <w:pict>
-          <v:rect id="_x0000_i1097" style="width:0;height:1.5pt" o:hralign="center" o:hrstd="t" o:hr="t" fillcolor="#a0a0a0" stroked="f"/>
+          <v:rect id="_x0000_i1053" style="width:0;height:1.5pt" o:hralign="center" o:hrstd="t" o:hr="t" fillcolor="#a0a0a0" stroked="f"/>
         </w:pict>
       </w:r>
     </w:p>
@@ -10517,7 +10517,7 @@
     <w:p>
       <w:r>
         <w:pict>
-          <v:rect id="_x0000_i1098" style="width:0;height:1.5pt" o:hralign="center" o:hrstd="t" o:hr="t" fillcolor="#a0a0a0" stroked="f"/>
+          <v:rect id="_x0000_i1054" style="width:0;height:1.5pt" o:hralign="center" o:hrstd="t" o:hr="t" fillcolor="#a0a0a0" stroked="f"/>
         </w:pict>
       </w:r>
     </w:p>
@@ -10717,7 +10717,7 @@
     <w:p>
       <w:r>
         <w:pict>
-          <v:rect id="_x0000_i1099" style="width:0;height:1.5pt" o:hralign="center" o:hrstd="t" o:hr="t" fillcolor="#a0a0a0" stroked="f"/>
+          <v:rect id="_x0000_i1055" style="width:0;height:1.5pt" o:hralign="center" o:hrstd="t" o:hr="t" fillcolor="#a0a0a0" stroked="f"/>
         </w:pict>
       </w:r>
     </w:p>
@@ -10870,7 +10870,7 @@
     <w:p>
       <w:r>
         <w:pict>
-          <v:rect id="_x0000_i1100" style="width:0;height:1.5pt" o:hralign="center" o:hrstd="t" o:hr="t" fillcolor="#a0a0a0" stroked="f"/>
+          <v:rect id="_x0000_i1056" style="width:0;height:1.5pt" o:hralign="center" o:hrstd="t" o:hr="t" fillcolor="#a0a0a0" stroked="f"/>
         </w:pict>
       </w:r>
     </w:p>
@@ -11043,7 +11043,7 @@
       <w:r>
         <w:lastRenderedPageBreak/>
         <w:pict>
-          <v:rect id="_x0000_i1101" style="width:0;height:1.5pt" o:hralign="center" o:hrstd="t" o:hr="t" fillcolor="#a0a0a0" stroked="f"/>
+          <v:rect id="_x0000_i1057" style="width:0;height:1.5pt" o:hralign="center" o:hrstd="t" o:hr="t" fillcolor="#a0a0a0" stroked="f"/>
         </w:pict>
       </w:r>
     </w:p>
@@ -11074,7 +11074,7 @@
     <w:p>
       <w:r>
         <w:pict>
-          <v:rect id="_x0000_i1102" style="width:0;height:1.5pt" o:hralign="center" o:hrstd="t" o:hr="t" fillcolor="#a0a0a0" stroked="f"/>
+          <v:rect id="_x0000_i1058" style="width:0;height:1.5pt" o:hralign="center" o:hrstd="t" o:hr="t" fillcolor="#a0a0a0" stroked="f"/>
         </w:pict>
       </w:r>
     </w:p>
@@ -11097,7 +11097,7 @@
     <w:p>
       <w:r>
         <w:pict>
-          <v:rect id="_x0000_i1103" style="width:0;height:1.5pt" o:hralign="center" o:hrstd="t" o:hr="t" fillcolor="#a0a0a0" stroked="f"/>
+          <v:rect id="_x0000_i1059" style="width:0;height:1.5pt" o:hralign="center" o:hrstd="t" o:hr="t" fillcolor="#a0a0a0" stroked="f"/>
         </w:pict>
       </w:r>
     </w:p>
@@ -11560,7 +11560,7 @@
           <w:lang w:eastAsia="en-IN"/>
         </w:rPr>
         <w:pict>
-          <v:rect id="_x0000_i1073" style="width:0;height:1.5pt" o:hralign="center" o:hrstd="t" o:hr="t" fillcolor="#a0a0a0" stroked="f"/>
+          <v:rect id="_x0000_i1060" style="width:0;height:1.5pt" o:hralign="center" o:hrstd="t" o:hr="t" fillcolor="#a0a0a0" stroked="f"/>
         </w:pict>
       </w:r>
     </w:p>
@@ -11817,7 +11817,7 @@
           <w:lang w:eastAsia="en-IN"/>
         </w:rPr>
         <w:pict>
-          <v:rect id="_x0000_i1074" style="width:0;height:1.5pt" o:hralign="center" o:hrstd="t" o:hr="t" fillcolor="#a0a0a0" stroked="f"/>
+          <v:rect id="_x0000_i1061" style="width:0;height:1.5pt" o:hralign="center" o:hrstd="t" o:hr="t" fillcolor="#a0a0a0" stroked="f"/>
         </w:pict>
       </w:r>
     </w:p>
@@ -12141,7 +12141,7 @@
           <w:lang w:eastAsia="en-IN"/>
         </w:rPr>
         <w:pict>
-          <v:rect id="_x0000_i1075" style="width:0;height:1.5pt" o:hralign="center" o:hrstd="t" o:hr="t" fillcolor="#a0a0a0" stroked="f"/>
+          <v:rect id="_x0000_i1062" style="width:0;height:1.5pt" o:hralign="center" o:hrstd="t" o:hr="t" fillcolor="#a0a0a0" stroked="f"/>
         </w:pict>
       </w:r>
     </w:p>
@@ -12270,7 +12270,7 @@
           <w:lang w:eastAsia="en-IN"/>
         </w:rPr>
         <w:pict>
-          <v:rect id="_x0000_i1076" style="width:0;height:1.5pt" o:hralign="center" o:hrstd="t" o:hr="t" fillcolor="#a0a0a0" stroked="f"/>
+          <v:rect id="_x0000_i1063" style="width:0;height:1.5pt" o:hralign="center" o:hrstd="t" o:hr="t" fillcolor="#a0a0a0" stroked="f"/>
         </w:pict>
       </w:r>
     </w:p>
@@ -12379,7 +12379,7 @@
           <w:lang w:eastAsia="en-IN"/>
         </w:rPr>
         <w:pict>
-          <v:rect id="_x0000_i1077" style="width:0;height:1.5pt" o:hralign="center" o:hrstd="t" o:hr="t" fillcolor="#a0a0a0" stroked="f"/>
+          <v:rect id="_x0000_i1064" style="width:0;height:1.5pt" o:hralign="center" o:hrstd="t" o:hr="t" fillcolor="#a0a0a0" stroked="f"/>
         </w:pict>
       </w:r>
     </w:p>
@@ -12488,7 +12488,7 @@
           <w:lang w:eastAsia="en-IN"/>
         </w:rPr>
         <w:pict>
-          <v:rect id="_x0000_i1078" style="width:0;height:1.5pt" o:hralign="center" o:hrstd="t" o:hr="t" fillcolor="#a0a0a0" stroked="f"/>
+          <v:rect id="_x0000_i1065" style="width:0;height:1.5pt" o:hralign="center" o:hrstd="t" o:hr="t" fillcolor="#a0a0a0" stroked="f"/>
         </w:pict>
       </w:r>
     </w:p>
@@ -12743,7 +12743,7 @@
           <w:lang w:eastAsia="en-IN"/>
         </w:rPr>
         <w:pict>
-          <v:rect id="_x0000_i1079" style="width:0;height:1.5pt" o:hralign="center" o:hrstd="t" o:hr="t" fillcolor="#a0a0a0" stroked="f"/>
+          <v:rect id="_x0000_i1066" style="width:0;height:1.5pt" o:hralign="center" o:hrstd="t" o:hr="t" fillcolor="#a0a0a0" stroked="f"/>
         </w:pict>
       </w:r>
     </w:p>
@@ -12956,7 +12956,7 @@
           <w:lang w:eastAsia="en-IN"/>
         </w:rPr>
         <w:pict>
-          <v:rect id="_x0000_i1080" style="width:0;height:1.5pt" o:hralign="center" o:hrstd="t" o:hr="t" fillcolor="#a0a0a0" stroked="f"/>
+          <v:rect id="_x0000_i1067" style="width:0;height:1.5pt" o:hralign="center" o:hrstd="t" o:hr="t" fillcolor="#a0a0a0" stroked="f"/>
         </w:pict>
       </w:r>
     </w:p>
@@ -13307,7 +13307,7 @@
           <w:lang w:eastAsia="en-IN"/>
         </w:rPr>
         <w:pict>
-          <v:rect id="_x0000_i1081" style="width:0;height:1.5pt" o:hralign="center" o:hrstd="t" o:hr="t" fillcolor="#a0a0a0" stroked="f"/>
+          <v:rect id="_x0000_i1068" style="width:0;height:1.5pt" o:hralign="center" o:hrstd="t" o:hr="t" fillcolor="#a0a0a0" stroked="f"/>
         </w:pict>
       </w:r>
     </w:p>
@@ -13557,7 +13557,7 @@
           <w:lang w:eastAsia="en-IN"/>
         </w:rPr>
         <w:pict>
-          <v:rect id="_x0000_i1082" style="width:0;height:1.5pt" o:hralign="center" o:hrstd="t" o:hr="t" fillcolor="#a0a0a0" stroked="f"/>
+          <v:rect id="_x0000_i1069" style="width:0;height:1.5pt" o:hralign="center" o:hrstd="t" o:hr="t" fillcolor="#a0a0a0" stroked="f"/>
         </w:pict>
       </w:r>
     </w:p>
